--- a/release_assets/docx/02_SAFE-CARE_Healthcare_AI_Agent_Risk_Taxonomy.docx
+++ b/release_assets/docx/02_SAFE-CARE_Healthcare_AI_Agent_Risk_Taxonomy.docx
@@ -80,10 +80,10 @@
         </w:tblBorders>
       </w:tblPr>
       <w:tblGrid>
-        <w:gridCol w:w="2340"/>
-        <w:gridCol w:w="2340"/>
-        <w:gridCol w:w="2340"/>
-        <w:gridCol w:w="2340"/>
+        <w:gridCol w:w="2072"/>
+        <w:gridCol w:w="2280"/>
+        <w:gridCol w:w="2292"/>
+        <w:gridCol w:w="2716"/>
       </w:tblGrid>
       <w:tr>
         <w:trPr>
@@ -91,7 +91,7 @@
         </w:trPr>
         <w:tc>
           <w:tcPr>
-            <w:tcW w:type="dxa" w:w="2340"/>
+            <w:tcW w:type="dxa" w:w="2072"/>
             <w:tcBorders>
               <w:top w:val="single" w:color="D0D0CE" w:sz="1"/>
               <w:left w:val="single" w:color="D0D0CE" w:sz="1"/>
@@ -115,8 +115,8 @@
                 <w:b/>
                 <w:bCs/>
                 <w:color w:val="FFFFFF"/>
-                <w:sz w:val="16"/>
-                <w:szCs w:val="16"/>
+                <w:sz w:val="18"/>
+                <w:szCs w:val="18"/>
               </w:rPr>
               <w:t xml:space="preserve">Failure mode</w:t>
             </w:r>
@@ -124,7 +124,7 @@
         </w:tc>
         <w:tc>
           <w:tcPr>
-            <w:tcW w:type="dxa" w:w="2340"/>
+            <w:tcW w:type="dxa" w:w="2280"/>
             <w:tcBorders>
               <w:top w:val="single" w:color="D0D0CE" w:sz="1"/>
               <w:left w:val="single" w:color="D0D0CE" w:sz="1"/>
@@ -148,8 +148,8 @@
                 <w:b/>
                 <w:bCs/>
                 <w:color w:val="FFFFFF"/>
-                <w:sz w:val="16"/>
-                <w:szCs w:val="16"/>
+                <w:sz w:val="18"/>
+                <w:szCs w:val="18"/>
               </w:rPr>
               <w:t xml:space="preserve">Example</w:t>
             </w:r>
@@ -157,7 +157,7 @@
         </w:tc>
         <w:tc>
           <w:tcPr>
-            <w:tcW w:type="dxa" w:w="2340"/>
+            <w:tcW w:type="dxa" w:w="2292"/>
             <w:tcBorders>
               <w:top w:val="single" w:color="D0D0CE" w:sz="1"/>
               <w:left w:val="single" w:color="D0D0CE" w:sz="1"/>
@@ -181,8 +181,8 @@
                 <w:b/>
                 <w:bCs/>
                 <w:color w:val="FFFFFF"/>
-                <w:sz w:val="16"/>
-                <w:szCs w:val="16"/>
+                <w:sz w:val="18"/>
+                <w:szCs w:val="18"/>
               </w:rPr>
               <w:t xml:space="preserve">Why it matters</w:t>
             </w:r>
@@ -190,7 +190,7 @@
         </w:tc>
         <w:tc>
           <w:tcPr>
-            <w:tcW w:type="dxa" w:w="2340"/>
+            <w:tcW w:type="dxa" w:w="2716"/>
             <w:tcBorders>
               <w:top w:val="single" w:color="D0D0CE" w:sz="1"/>
               <w:left w:val="single" w:color="D0D0CE" w:sz="1"/>
@@ -214,8 +214,8 @@
                 <w:b/>
                 <w:bCs/>
                 <w:color w:val="FFFFFF"/>
-                <w:sz w:val="16"/>
-                <w:szCs w:val="16"/>
+                <w:sz w:val="18"/>
+                <w:szCs w:val="18"/>
               </w:rPr>
               <w:t xml:space="preserve">Required control</w:t>
             </w:r>
@@ -225,7 +225,7 @@
       <w:tr>
         <w:tc>
           <w:tcPr>
-            <w:tcW w:type="dxa" w:w="2340"/>
+            <w:tcW w:type="dxa" w:w="2072"/>
             <w:tcBorders>
               <w:top w:val="single" w:color="D0D0CE" w:sz="1"/>
               <w:left w:val="single" w:color="D0D0CE" w:sz="1"/>
@@ -251,7 +251,7 @@
         </w:tc>
         <w:tc>
           <w:tcPr>
-            <w:tcW w:type="dxa" w:w="2340"/>
+            <w:tcW w:type="dxa" w:w="2280"/>
             <w:tcBorders>
               <w:top w:val="single" w:color="D0D0CE" w:sz="1"/>
               <w:left w:val="single" w:color="D0D0CE" w:sz="1"/>
@@ -277,7 +277,7 @@
         </w:tc>
         <w:tc>
           <w:tcPr>
-            <w:tcW w:type="dxa" w:w="2340"/>
+            <w:tcW w:type="dxa" w:w="2292"/>
             <w:tcBorders>
               <w:top w:val="single" w:color="D0D0CE" w:sz="1"/>
               <w:left w:val="single" w:color="D0D0CE" w:sz="1"/>
@@ -303,7 +303,7 @@
         </w:tc>
         <w:tc>
           <w:tcPr>
-            <w:tcW w:type="dxa" w:w="2340"/>
+            <w:tcW w:type="dxa" w:w="2716"/>
             <w:tcBorders>
               <w:top w:val="single" w:color="D0D0CE" w:sz="1"/>
               <w:left w:val="single" w:color="D0D0CE" w:sz="1"/>
@@ -331,7 +331,7 @@
       <w:tr>
         <w:tc>
           <w:tcPr>
-            <w:tcW w:type="dxa" w:w="2340"/>
+            <w:tcW w:type="dxa" w:w="2072"/>
             <w:tcBorders>
               <w:top w:val="single" w:color="D0D0CE" w:sz="1"/>
               <w:left w:val="single" w:color="D0D0CE" w:sz="1"/>
@@ -357,7 +357,7 @@
         </w:tc>
         <w:tc>
           <w:tcPr>
-            <w:tcW w:type="dxa" w:w="2340"/>
+            <w:tcW w:type="dxa" w:w="2280"/>
             <w:tcBorders>
               <w:top w:val="single" w:color="D0D0CE" w:sz="1"/>
               <w:left w:val="single" w:color="D0D0CE" w:sz="1"/>
@@ -383,7 +383,7 @@
         </w:tc>
         <w:tc>
           <w:tcPr>
-            <w:tcW w:type="dxa" w:w="2340"/>
+            <w:tcW w:type="dxa" w:w="2292"/>
             <w:tcBorders>
               <w:top w:val="single" w:color="D0D0CE" w:sz="1"/>
               <w:left w:val="single" w:color="D0D0CE" w:sz="1"/>
@@ -409,7 +409,7 @@
         </w:tc>
         <w:tc>
           <w:tcPr>
-            <w:tcW w:type="dxa" w:w="2340"/>
+            <w:tcW w:type="dxa" w:w="2716"/>
             <w:tcBorders>
               <w:top w:val="single" w:color="D0D0CE" w:sz="1"/>
               <w:left w:val="single" w:color="D0D0CE" w:sz="1"/>
@@ -437,7 +437,7 @@
       <w:tr>
         <w:tc>
           <w:tcPr>
-            <w:tcW w:type="dxa" w:w="2340"/>
+            <w:tcW w:type="dxa" w:w="2072"/>
             <w:tcBorders>
               <w:top w:val="single" w:color="D0D0CE" w:sz="1"/>
               <w:left w:val="single" w:color="D0D0CE" w:sz="1"/>
@@ -463,7 +463,7 @@
         </w:tc>
         <w:tc>
           <w:tcPr>
-            <w:tcW w:type="dxa" w:w="2340"/>
+            <w:tcW w:type="dxa" w:w="2280"/>
             <w:tcBorders>
               <w:top w:val="single" w:color="D0D0CE" w:sz="1"/>
               <w:left w:val="single" w:color="D0D0CE" w:sz="1"/>
@@ -489,7 +489,7 @@
         </w:tc>
         <w:tc>
           <w:tcPr>
-            <w:tcW w:type="dxa" w:w="2340"/>
+            <w:tcW w:type="dxa" w:w="2292"/>
             <w:tcBorders>
               <w:top w:val="single" w:color="D0D0CE" w:sz="1"/>
               <w:left w:val="single" w:color="D0D0CE" w:sz="1"/>
@@ -515,7 +515,7 @@
         </w:tc>
         <w:tc>
           <w:tcPr>
-            <w:tcW w:type="dxa" w:w="2340"/>
+            <w:tcW w:type="dxa" w:w="2716"/>
             <w:tcBorders>
               <w:top w:val="single" w:color="D0D0CE" w:sz="1"/>
               <w:left w:val="single" w:color="D0D0CE" w:sz="1"/>
@@ -543,7 +543,7 @@
       <w:tr>
         <w:tc>
           <w:tcPr>
-            <w:tcW w:type="dxa" w:w="2340"/>
+            <w:tcW w:type="dxa" w:w="2072"/>
             <w:tcBorders>
               <w:top w:val="single" w:color="D0D0CE" w:sz="1"/>
               <w:left w:val="single" w:color="D0D0CE" w:sz="1"/>
@@ -569,7 +569,7 @@
         </w:tc>
         <w:tc>
           <w:tcPr>
-            <w:tcW w:type="dxa" w:w="2340"/>
+            <w:tcW w:type="dxa" w:w="2280"/>
             <w:tcBorders>
               <w:top w:val="single" w:color="D0D0CE" w:sz="1"/>
               <w:left w:val="single" w:color="D0D0CE" w:sz="1"/>
@@ -595,7 +595,7 @@
         </w:tc>
         <w:tc>
           <w:tcPr>
-            <w:tcW w:type="dxa" w:w="2340"/>
+            <w:tcW w:type="dxa" w:w="2292"/>
             <w:tcBorders>
               <w:top w:val="single" w:color="D0D0CE" w:sz="1"/>
               <w:left w:val="single" w:color="D0D0CE" w:sz="1"/>
@@ -621,7 +621,7 @@
         </w:tc>
         <w:tc>
           <w:tcPr>
-            <w:tcW w:type="dxa" w:w="2340"/>
+            <w:tcW w:type="dxa" w:w="2716"/>
             <w:tcBorders>
               <w:top w:val="single" w:color="D0D0CE" w:sz="1"/>
               <w:left w:val="single" w:color="D0D0CE" w:sz="1"/>
@@ -649,7 +649,7 @@
       <w:tr>
         <w:tc>
           <w:tcPr>
-            <w:tcW w:type="dxa" w:w="2340"/>
+            <w:tcW w:type="dxa" w:w="2072"/>
             <w:tcBorders>
               <w:top w:val="single" w:color="D0D0CE" w:sz="1"/>
               <w:left w:val="single" w:color="D0D0CE" w:sz="1"/>
@@ -675,7 +675,7 @@
         </w:tc>
         <w:tc>
           <w:tcPr>
-            <w:tcW w:type="dxa" w:w="2340"/>
+            <w:tcW w:type="dxa" w:w="2280"/>
             <w:tcBorders>
               <w:top w:val="single" w:color="D0D0CE" w:sz="1"/>
               <w:left w:val="single" w:color="D0D0CE" w:sz="1"/>
@@ -701,7 +701,7 @@
         </w:tc>
         <w:tc>
           <w:tcPr>
-            <w:tcW w:type="dxa" w:w="2340"/>
+            <w:tcW w:type="dxa" w:w="2292"/>
             <w:tcBorders>
               <w:top w:val="single" w:color="D0D0CE" w:sz="1"/>
               <w:left w:val="single" w:color="D0D0CE" w:sz="1"/>
@@ -727,7 +727,7 @@
         </w:tc>
         <w:tc>
           <w:tcPr>
-            <w:tcW w:type="dxa" w:w="2340"/>
+            <w:tcW w:type="dxa" w:w="2716"/>
             <w:tcBorders>
               <w:top w:val="single" w:color="D0D0CE" w:sz="1"/>
               <w:left w:val="single" w:color="D0D0CE" w:sz="1"/>
@@ -755,7 +755,7 @@
       <w:tr>
         <w:tc>
           <w:tcPr>
-            <w:tcW w:type="dxa" w:w="2340"/>
+            <w:tcW w:type="dxa" w:w="2072"/>
             <w:tcBorders>
               <w:top w:val="single" w:color="D0D0CE" w:sz="1"/>
               <w:left w:val="single" w:color="D0D0CE" w:sz="1"/>
@@ -781,7 +781,7 @@
         </w:tc>
         <w:tc>
           <w:tcPr>
-            <w:tcW w:type="dxa" w:w="2340"/>
+            <w:tcW w:type="dxa" w:w="2280"/>
             <w:tcBorders>
               <w:top w:val="single" w:color="D0D0CE" w:sz="1"/>
               <w:left w:val="single" w:color="D0D0CE" w:sz="1"/>
@@ -807,7 +807,7 @@
         </w:tc>
         <w:tc>
           <w:tcPr>
-            <w:tcW w:type="dxa" w:w="2340"/>
+            <w:tcW w:type="dxa" w:w="2292"/>
             <w:tcBorders>
               <w:top w:val="single" w:color="D0D0CE" w:sz="1"/>
               <w:left w:val="single" w:color="D0D0CE" w:sz="1"/>
@@ -833,7 +833,7 @@
         </w:tc>
         <w:tc>
           <w:tcPr>
-            <w:tcW w:type="dxa" w:w="2340"/>
+            <w:tcW w:type="dxa" w:w="2716"/>
             <w:tcBorders>
               <w:top w:val="single" w:color="D0D0CE" w:sz="1"/>
               <w:left w:val="single" w:color="D0D0CE" w:sz="1"/>
@@ -861,7 +861,7 @@
       <w:tr>
         <w:tc>
           <w:tcPr>
-            <w:tcW w:type="dxa" w:w="2340"/>
+            <w:tcW w:type="dxa" w:w="2072"/>
             <w:tcBorders>
               <w:top w:val="single" w:color="D0D0CE" w:sz="1"/>
               <w:left w:val="single" w:color="D0D0CE" w:sz="1"/>
@@ -887,7 +887,7 @@
         </w:tc>
         <w:tc>
           <w:tcPr>
-            <w:tcW w:type="dxa" w:w="2340"/>
+            <w:tcW w:type="dxa" w:w="2280"/>
             <w:tcBorders>
               <w:top w:val="single" w:color="D0D0CE" w:sz="1"/>
               <w:left w:val="single" w:color="D0D0CE" w:sz="1"/>
@@ -913,7 +913,7 @@
         </w:tc>
         <w:tc>
           <w:tcPr>
-            <w:tcW w:type="dxa" w:w="2340"/>
+            <w:tcW w:type="dxa" w:w="2292"/>
             <w:tcBorders>
               <w:top w:val="single" w:color="D0D0CE" w:sz="1"/>
               <w:left w:val="single" w:color="D0D0CE" w:sz="1"/>
@@ -939,7 +939,7 @@
         </w:tc>
         <w:tc>
           <w:tcPr>
-            <w:tcW w:type="dxa" w:w="2340"/>
+            <w:tcW w:type="dxa" w:w="2716"/>
             <w:tcBorders>
               <w:top w:val="single" w:color="D0D0CE" w:sz="1"/>
               <w:left w:val="single" w:color="D0D0CE" w:sz="1"/>
@@ -967,7 +967,7 @@
       <w:tr>
         <w:tc>
           <w:tcPr>
-            <w:tcW w:type="dxa" w:w="2340"/>
+            <w:tcW w:type="dxa" w:w="2072"/>
             <w:tcBorders>
               <w:top w:val="single" w:color="D0D0CE" w:sz="1"/>
               <w:left w:val="single" w:color="D0D0CE" w:sz="1"/>
@@ -993,7 +993,7 @@
         </w:tc>
         <w:tc>
           <w:tcPr>
-            <w:tcW w:type="dxa" w:w="2340"/>
+            <w:tcW w:type="dxa" w:w="2280"/>
             <w:tcBorders>
               <w:top w:val="single" w:color="D0D0CE" w:sz="1"/>
               <w:left w:val="single" w:color="D0D0CE" w:sz="1"/>
@@ -1019,7 +1019,7 @@
         </w:tc>
         <w:tc>
           <w:tcPr>
-            <w:tcW w:type="dxa" w:w="2340"/>
+            <w:tcW w:type="dxa" w:w="2292"/>
             <w:tcBorders>
               <w:top w:val="single" w:color="D0D0CE" w:sz="1"/>
               <w:left w:val="single" w:color="D0D0CE" w:sz="1"/>
@@ -1045,7 +1045,7 @@
         </w:tc>
         <w:tc>
           <w:tcPr>
-            <w:tcW w:type="dxa" w:w="2340"/>
+            <w:tcW w:type="dxa" w:w="2716"/>
             <w:tcBorders>
               <w:top w:val="single" w:color="D0D0CE" w:sz="1"/>
               <w:left w:val="single" w:color="D0D0CE" w:sz="1"/>
@@ -1073,7 +1073,7 @@
       <w:tr>
         <w:tc>
           <w:tcPr>
-            <w:tcW w:type="dxa" w:w="2340"/>
+            <w:tcW w:type="dxa" w:w="2072"/>
             <w:tcBorders>
               <w:top w:val="single" w:color="D0D0CE" w:sz="1"/>
               <w:left w:val="single" w:color="D0D0CE" w:sz="1"/>
@@ -1099,7 +1099,7 @@
         </w:tc>
         <w:tc>
           <w:tcPr>
-            <w:tcW w:type="dxa" w:w="2340"/>
+            <w:tcW w:type="dxa" w:w="2280"/>
             <w:tcBorders>
               <w:top w:val="single" w:color="D0D0CE" w:sz="1"/>
               <w:left w:val="single" w:color="D0D0CE" w:sz="1"/>
@@ -1125,7 +1125,7 @@
         </w:tc>
         <w:tc>
           <w:tcPr>
-            <w:tcW w:type="dxa" w:w="2340"/>
+            <w:tcW w:type="dxa" w:w="2292"/>
             <w:tcBorders>
               <w:top w:val="single" w:color="D0D0CE" w:sz="1"/>
               <w:left w:val="single" w:color="D0D0CE" w:sz="1"/>
@@ -1151,7 +1151,7 @@
         </w:tc>
         <w:tc>
           <w:tcPr>
-            <w:tcW w:type="dxa" w:w="2340"/>
+            <w:tcW w:type="dxa" w:w="2716"/>
             <w:tcBorders>
               <w:top w:val="single" w:color="D0D0CE" w:sz="1"/>
               <w:left w:val="single" w:color="D0D0CE" w:sz="1"/>
@@ -1179,7 +1179,7 @@
       <w:tr>
         <w:tc>
           <w:tcPr>
-            <w:tcW w:type="dxa" w:w="2340"/>
+            <w:tcW w:type="dxa" w:w="2072"/>
             <w:tcBorders>
               <w:top w:val="single" w:color="D0D0CE" w:sz="1"/>
               <w:left w:val="single" w:color="D0D0CE" w:sz="1"/>
@@ -1205,7 +1205,7 @@
         </w:tc>
         <w:tc>
           <w:tcPr>
-            <w:tcW w:type="dxa" w:w="2340"/>
+            <w:tcW w:type="dxa" w:w="2280"/>
             <w:tcBorders>
               <w:top w:val="single" w:color="D0D0CE" w:sz="1"/>
               <w:left w:val="single" w:color="D0D0CE" w:sz="1"/>
@@ -1231,7 +1231,7 @@
         </w:tc>
         <w:tc>
           <w:tcPr>
-            <w:tcW w:type="dxa" w:w="2340"/>
+            <w:tcW w:type="dxa" w:w="2292"/>
             <w:tcBorders>
               <w:top w:val="single" w:color="D0D0CE" w:sz="1"/>
               <w:left w:val="single" w:color="D0D0CE" w:sz="1"/>
@@ -1257,7 +1257,7 @@
         </w:tc>
         <w:tc>
           <w:tcPr>
-            <w:tcW w:type="dxa" w:w="2340"/>
+            <w:tcW w:type="dxa" w:w="2716"/>
             <w:tcBorders>
               <w:top w:val="single" w:color="D0D0CE" w:sz="1"/>
               <w:left w:val="single" w:color="D0D0CE" w:sz="1"/>
@@ -1283,6 +1283,14 @@
         </w:tc>
       </w:tr>
     </w:tbl>
+    <w:p>
+      <w:pPr>
+        <w:spacing w:after="120"/>
+      </w:pPr>
+      <w:r>
+        <w:t xml:space="preserve"/>
+      </w:r>
+    </w:p>
     <w:p>
       <w:pPr>
         <w:pStyle w:val="Heading1"/>
@@ -1304,10 +1312,10 @@
         </w:tblBorders>
       </w:tblPr>
       <w:tblGrid>
-        <w:gridCol w:w="2340"/>
-        <w:gridCol w:w="2340"/>
-        <w:gridCol w:w="2340"/>
-        <w:gridCol w:w="2340"/>
+        <w:gridCol w:w="1472"/>
+        <w:gridCol w:w="2903"/>
+        <w:gridCol w:w="2780"/>
+        <w:gridCol w:w="2205"/>
       </w:tblGrid>
       <w:tr>
         <w:trPr>
@@ -1315,7 +1323,7 @@
         </w:trPr>
         <w:tc>
           <w:tcPr>
-            <w:tcW w:type="dxa" w:w="2340"/>
+            <w:tcW w:type="dxa" w:w="1472"/>
             <w:tcBorders>
               <w:top w:val="single" w:color="D0D0CE" w:sz="1"/>
               <w:left w:val="single" w:color="D0D0CE" w:sz="1"/>
@@ -1339,8 +1347,8 @@
                 <w:b/>
                 <w:bCs/>
                 <w:color w:val="FFFFFF"/>
-                <w:sz w:val="16"/>
-                <w:szCs w:val="16"/>
+                <w:sz w:val="18"/>
+                <w:szCs w:val="18"/>
               </w:rPr>
               <w:t xml:space="preserve">Severity</w:t>
             </w:r>
@@ -1348,7 +1356,7 @@
         </w:tc>
         <w:tc>
           <w:tcPr>
-            <w:tcW w:type="dxa" w:w="2340"/>
+            <w:tcW w:type="dxa" w:w="2903"/>
             <w:tcBorders>
               <w:top w:val="single" w:color="D0D0CE" w:sz="1"/>
               <w:left w:val="single" w:color="D0D0CE" w:sz="1"/>
@@ -1372,8 +1380,8 @@
                 <w:b/>
                 <w:bCs/>
                 <w:color w:val="FFFFFF"/>
-                <w:sz w:val="16"/>
-                <w:szCs w:val="16"/>
+                <w:sz w:val="18"/>
+                <w:szCs w:val="18"/>
               </w:rPr>
               <w:t xml:space="preserve">Definition</w:t>
             </w:r>
@@ -1381,7 +1389,7 @@
         </w:tc>
         <w:tc>
           <w:tcPr>
-            <w:tcW w:type="dxa" w:w="2340"/>
+            <w:tcW w:type="dxa" w:w="2780"/>
             <w:tcBorders>
               <w:top w:val="single" w:color="D0D0CE" w:sz="1"/>
               <w:left w:val="single" w:color="D0D0CE" w:sz="1"/>
@@ -1405,8 +1413,8 @@
                 <w:b/>
                 <w:bCs/>
                 <w:color w:val="FFFFFF"/>
-                <w:sz w:val="16"/>
-                <w:szCs w:val="16"/>
+                <w:sz w:val="18"/>
+                <w:szCs w:val="18"/>
               </w:rPr>
               <w:t xml:space="preserve">Example</w:t>
             </w:r>
@@ -1414,7 +1422,7 @@
         </w:tc>
         <w:tc>
           <w:tcPr>
-            <w:tcW w:type="dxa" w:w="2340"/>
+            <w:tcW w:type="dxa" w:w="2205"/>
             <w:tcBorders>
               <w:top w:val="single" w:color="D0D0CE" w:sz="1"/>
               <w:left w:val="single" w:color="D0D0CE" w:sz="1"/>
@@ -1438,8 +1446,8 @@
                 <w:b/>
                 <w:bCs/>
                 <w:color w:val="FFFFFF"/>
-                <w:sz w:val="16"/>
-                <w:szCs w:val="16"/>
+                <w:sz w:val="18"/>
+                <w:szCs w:val="18"/>
               </w:rPr>
               <w:t xml:space="preserve">Required response</w:t>
             </w:r>
@@ -1449,7 +1457,7 @@
       <w:tr>
         <w:tc>
           <w:tcPr>
-            <w:tcW w:type="dxa" w:w="2340"/>
+            <w:tcW w:type="dxa" w:w="1472"/>
             <w:tcBorders>
               <w:top w:val="single" w:color="D0D0CE" w:sz="1"/>
               <w:left w:val="single" w:color="D0D0CE" w:sz="1"/>
@@ -1475,7 +1483,7 @@
         </w:tc>
         <w:tc>
           <w:tcPr>
-            <w:tcW w:type="dxa" w:w="2340"/>
+            <w:tcW w:type="dxa" w:w="2903"/>
             <w:tcBorders>
               <w:top w:val="single" w:color="D0D0CE" w:sz="1"/>
               <w:left w:val="single" w:color="D0D0CE" w:sz="1"/>
@@ -1501,7 +1509,7 @@
         </w:tc>
         <w:tc>
           <w:tcPr>
-            <w:tcW w:type="dxa" w:w="2340"/>
+            <w:tcW w:type="dxa" w:w="2780"/>
             <w:tcBorders>
               <w:top w:val="single" w:color="D0D0CE" w:sz="1"/>
               <w:left w:val="single" w:color="D0D0CE" w:sz="1"/>
@@ -1527,7 +1535,7 @@
         </w:tc>
         <w:tc>
           <w:tcPr>
-            <w:tcW w:type="dxa" w:w="2340"/>
+            <w:tcW w:type="dxa" w:w="2205"/>
             <w:tcBorders>
               <w:top w:val="single" w:color="D0D0CE" w:sz="1"/>
               <w:left w:val="single" w:color="D0D0CE" w:sz="1"/>
@@ -1555,7 +1563,7 @@
       <w:tr>
         <w:tc>
           <w:tcPr>
-            <w:tcW w:type="dxa" w:w="2340"/>
+            <w:tcW w:type="dxa" w:w="1472"/>
             <w:tcBorders>
               <w:top w:val="single" w:color="D0D0CE" w:sz="1"/>
               <w:left w:val="single" w:color="D0D0CE" w:sz="1"/>
@@ -1581,7 +1589,7 @@
         </w:tc>
         <w:tc>
           <w:tcPr>
-            <w:tcW w:type="dxa" w:w="2340"/>
+            <w:tcW w:type="dxa" w:w="2903"/>
             <w:tcBorders>
               <w:top w:val="single" w:color="D0D0CE" w:sz="1"/>
               <w:left w:val="single" w:color="D0D0CE" w:sz="1"/>
@@ -1607,7 +1615,7 @@
         </w:tc>
         <w:tc>
           <w:tcPr>
-            <w:tcW w:type="dxa" w:w="2340"/>
+            <w:tcW w:type="dxa" w:w="2780"/>
             <w:tcBorders>
               <w:top w:val="single" w:color="D0D0CE" w:sz="1"/>
               <w:left w:val="single" w:color="D0D0CE" w:sz="1"/>
@@ -1633,7 +1641,7 @@
         </w:tc>
         <w:tc>
           <w:tcPr>
-            <w:tcW w:type="dxa" w:w="2340"/>
+            <w:tcW w:type="dxa" w:w="2205"/>
             <w:tcBorders>
               <w:top w:val="single" w:color="D0D0CE" w:sz="1"/>
               <w:left w:val="single" w:color="D0D0CE" w:sz="1"/>
@@ -1661,7 +1669,7 @@
       <w:tr>
         <w:tc>
           <w:tcPr>
-            <w:tcW w:type="dxa" w:w="2340"/>
+            <w:tcW w:type="dxa" w:w="1472"/>
             <w:tcBorders>
               <w:top w:val="single" w:color="D0D0CE" w:sz="1"/>
               <w:left w:val="single" w:color="D0D0CE" w:sz="1"/>
@@ -1687,7 +1695,7 @@
         </w:tc>
         <w:tc>
           <w:tcPr>
-            <w:tcW w:type="dxa" w:w="2340"/>
+            <w:tcW w:type="dxa" w:w="2903"/>
             <w:tcBorders>
               <w:top w:val="single" w:color="D0D0CE" w:sz="1"/>
               <w:left w:val="single" w:color="D0D0CE" w:sz="1"/>
@@ -1713,7 +1721,7 @@
         </w:tc>
         <w:tc>
           <w:tcPr>
-            <w:tcW w:type="dxa" w:w="2340"/>
+            <w:tcW w:type="dxa" w:w="2780"/>
             <w:tcBorders>
               <w:top w:val="single" w:color="D0D0CE" w:sz="1"/>
               <w:left w:val="single" w:color="D0D0CE" w:sz="1"/>
@@ -1739,7 +1747,7 @@
         </w:tc>
         <w:tc>
           <w:tcPr>
-            <w:tcW w:type="dxa" w:w="2340"/>
+            <w:tcW w:type="dxa" w:w="2205"/>
             <w:tcBorders>
               <w:top w:val="single" w:color="D0D0CE" w:sz="1"/>
               <w:left w:val="single" w:color="D0D0CE" w:sz="1"/>
@@ -1767,7 +1775,7 @@
       <w:tr>
         <w:tc>
           <w:tcPr>
-            <w:tcW w:type="dxa" w:w="2340"/>
+            <w:tcW w:type="dxa" w:w="1472"/>
             <w:tcBorders>
               <w:top w:val="single" w:color="D0D0CE" w:sz="1"/>
               <w:left w:val="single" w:color="D0D0CE" w:sz="1"/>
@@ -1793,7 +1801,7 @@
         </w:tc>
         <w:tc>
           <w:tcPr>
-            <w:tcW w:type="dxa" w:w="2340"/>
+            <w:tcW w:type="dxa" w:w="2903"/>
             <w:tcBorders>
               <w:top w:val="single" w:color="D0D0CE" w:sz="1"/>
               <w:left w:val="single" w:color="D0D0CE" w:sz="1"/>
@@ -1819,7 +1827,7 @@
         </w:tc>
         <w:tc>
           <w:tcPr>
-            <w:tcW w:type="dxa" w:w="2340"/>
+            <w:tcW w:type="dxa" w:w="2780"/>
             <w:tcBorders>
               <w:top w:val="single" w:color="D0D0CE" w:sz="1"/>
               <w:left w:val="single" w:color="D0D0CE" w:sz="1"/>
@@ -1845,7 +1853,7 @@
         </w:tc>
         <w:tc>
           <w:tcPr>
-            <w:tcW w:type="dxa" w:w="2340"/>
+            <w:tcW w:type="dxa" w:w="2205"/>
             <w:tcBorders>
               <w:top w:val="single" w:color="D0D0CE" w:sz="1"/>
               <w:left w:val="single" w:color="D0D0CE" w:sz="1"/>
@@ -1873,7 +1881,7 @@
       <w:tr>
         <w:tc>
           <w:tcPr>
-            <w:tcW w:type="dxa" w:w="2340"/>
+            <w:tcW w:type="dxa" w:w="1472"/>
             <w:tcBorders>
               <w:top w:val="single" w:color="D0D0CE" w:sz="1"/>
               <w:left w:val="single" w:color="D0D0CE" w:sz="1"/>
@@ -1899,7 +1907,7 @@
         </w:tc>
         <w:tc>
           <w:tcPr>
-            <w:tcW w:type="dxa" w:w="2340"/>
+            <w:tcW w:type="dxa" w:w="2903"/>
             <w:tcBorders>
               <w:top w:val="single" w:color="D0D0CE" w:sz="1"/>
               <w:left w:val="single" w:color="D0D0CE" w:sz="1"/>
@@ -1925,7 +1933,7 @@
         </w:tc>
         <w:tc>
           <w:tcPr>
-            <w:tcW w:type="dxa" w:w="2340"/>
+            <w:tcW w:type="dxa" w:w="2780"/>
             <w:tcBorders>
               <w:top w:val="single" w:color="D0D0CE" w:sz="1"/>
               <w:left w:val="single" w:color="D0D0CE" w:sz="1"/>
@@ -1951,7 +1959,7 @@
         </w:tc>
         <w:tc>
           <w:tcPr>
-            <w:tcW w:type="dxa" w:w="2340"/>
+            <w:tcW w:type="dxa" w:w="2205"/>
             <w:tcBorders>
               <w:top w:val="single" w:color="D0D0CE" w:sz="1"/>
               <w:left w:val="single" w:color="D0D0CE" w:sz="1"/>
@@ -1977,6 +1985,14 @@
         </w:tc>
       </w:tr>
     </w:tbl>
+    <w:p>
+      <w:pPr>
+        <w:spacing w:after="120"/>
+      </w:pPr>
+      <w:r>
+        <w:t xml:space="preserve"/>
+      </w:r>
+    </w:p>
     <w:p>
       <w:pPr>
         <w:pStyle w:val="Heading1"/>
@@ -2058,9 +2074,9 @@
         </w:tblBorders>
       </w:tblPr>
       <w:tblGrid>
-        <w:gridCol w:w="3120"/>
-        <w:gridCol w:w="3120"/>
-        <w:gridCol w:w="3120"/>
+        <w:gridCol w:w="2332"/>
+        <w:gridCol w:w="2968"/>
+        <w:gridCol w:w="4060"/>
       </w:tblGrid>
       <w:tr>
         <w:trPr>
@@ -2068,7 +2084,7 @@
         </w:trPr>
         <w:tc>
           <w:tcPr>
-            <w:tcW w:type="dxa" w:w="3120"/>
+            <w:tcW w:type="dxa" w:w="2332"/>
             <w:tcBorders>
               <w:top w:val="single" w:color="D0D0CE" w:sz="1"/>
               <w:left w:val="single" w:color="D0D0CE" w:sz="1"/>
@@ -2101,7 +2117,7 @@
         </w:tc>
         <w:tc>
           <w:tcPr>
-            <w:tcW w:type="dxa" w:w="3120"/>
+            <w:tcW w:type="dxa" w:w="2968"/>
             <w:tcBorders>
               <w:top w:val="single" w:color="D0D0CE" w:sz="1"/>
               <w:left w:val="single" w:color="D0D0CE" w:sz="1"/>
@@ -2134,7 +2150,7 @@
         </w:tc>
         <w:tc>
           <w:tcPr>
-            <w:tcW w:type="dxa" w:w="3120"/>
+            <w:tcW w:type="dxa" w:w="4060"/>
             <w:tcBorders>
               <w:top w:val="single" w:color="D0D0CE" w:sz="1"/>
               <w:left w:val="single" w:color="D0D0CE" w:sz="1"/>
@@ -2169,7 +2185,7 @@
       <w:tr>
         <w:tc>
           <w:tcPr>
-            <w:tcW w:type="dxa" w:w="3120"/>
+            <w:tcW w:type="dxa" w:w="2332"/>
             <w:tcBorders>
               <w:top w:val="single" w:color="D0D0CE" w:sz="1"/>
               <w:left w:val="single" w:color="D0D0CE" w:sz="1"/>
@@ -2195,7 +2211,7 @@
         </w:tc>
         <w:tc>
           <w:tcPr>
-            <w:tcW w:type="dxa" w:w="3120"/>
+            <w:tcW w:type="dxa" w:w="2968"/>
             <w:tcBorders>
               <w:top w:val="single" w:color="D0D0CE" w:sz="1"/>
               <w:left w:val="single" w:color="D0D0CE" w:sz="1"/>
@@ -2221,7 +2237,7 @@
         </w:tc>
         <w:tc>
           <w:tcPr>
-            <w:tcW w:type="dxa" w:w="3120"/>
+            <w:tcW w:type="dxa" w:w="4060"/>
             <w:tcBorders>
               <w:top w:val="single" w:color="D0D0CE" w:sz="1"/>
               <w:left w:val="single" w:color="D0D0CE" w:sz="1"/>
@@ -2249,7 +2265,7 @@
       <w:tr>
         <w:tc>
           <w:tcPr>
-            <w:tcW w:type="dxa" w:w="3120"/>
+            <w:tcW w:type="dxa" w:w="2332"/>
             <w:tcBorders>
               <w:top w:val="single" w:color="D0D0CE" w:sz="1"/>
               <w:left w:val="single" w:color="D0D0CE" w:sz="1"/>
@@ -2275,7 +2291,7 @@
         </w:tc>
         <w:tc>
           <w:tcPr>
-            <w:tcW w:type="dxa" w:w="3120"/>
+            <w:tcW w:type="dxa" w:w="2968"/>
             <w:tcBorders>
               <w:top w:val="single" w:color="D0D0CE" w:sz="1"/>
               <w:left w:val="single" w:color="D0D0CE" w:sz="1"/>
@@ -2301,7 +2317,7 @@
         </w:tc>
         <w:tc>
           <w:tcPr>
-            <w:tcW w:type="dxa" w:w="3120"/>
+            <w:tcW w:type="dxa" w:w="4060"/>
             <w:tcBorders>
               <w:top w:val="single" w:color="D0D0CE" w:sz="1"/>
               <w:left w:val="single" w:color="D0D0CE" w:sz="1"/>
@@ -2329,7 +2345,7 @@
       <w:tr>
         <w:tc>
           <w:tcPr>
-            <w:tcW w:type="dxa" w:w="3120"/>
+            <w:tcW w:type="dxa" w:w="2332"/>
             <w:tcBorders>
               <w:top w:val="single" w:color="D0D0CE" w:sz="1"/>
               <w:left w:val="single" w:color="D0D0CE" w:sz="1"/>
@@ -2355,7 +2371,7 @@
         </w:tc>
         <w:tc>
           <w:tcPr>
-            <w:tcW w:type="dxa" w:w="3120"/>
+            <w:tcW w:type="dxa" w:w="2968"/>
             <w:tcBorders>
               <w:top w:val="single" w:color="D0D0CE" w:sz="1"/>
               <w:left w:val="single" w:color="D0D0CE" w:sz="1"/>
@@ -2381,7 +2397,7 @@
         </w:tc>
         <w:tc>
           <w:tcPr>
-            <w:tcW w:type="dxa" w:w="3120"/>
+            <w:tcW w:type="dxa" w:w="4060"/>
             <w:tcBorders>
               <w:top w:val="single" w:color="D0D0CE" w:sz="1"/>
               <w:left w:val="single" w:color="D0D0CE" w:sz="1"/>
@@ -2409,7 +2425,7 @@
       <w:tr>
         <w:tc>
           <w:tcPr>
-            <w:tcW w:type="dxa" w:w="3120"/>
+            <w:tcW w:type="dxa" w:w="2332"/>
             <w:tcBorders>
               <w:top w:val="single" w:color="D0D0CE" w:sz="1"/>
               <w:left w:val="single" w:color="D0D0CE" w:sz="1"/>
@@ -2435,7 +2451,7 @@
         </w:tc>
         <w:tc>
           <w:tcPr>
-            <w:tcW w:type="dxa" w:w="3120"/>
+            <w:tcW w:type="dxa" w:w="2968"/>
             <w:tcBorders>
               <w:top w:val="single" w:color="D0D0CE" w:sz="1"/>
               <w:left w:val="single" w:color="D0D0CE" w:sz="1"/>
@@ -2461,7 +2477,7 @@
         </w:tc>
         <w:tc>
           <w:tcPr>
-            <w:tcW w:type="dxa" w:w="3120"/>
+            <w:tcW w:type="dxa" w:w="4060"/>
             <w:tcBorders>
               <w:top w:val="single" w:color="D0D0CE" w:sz="1"/>
               <w:left w:val="single" w:color="D0D0CE" w:sz="1"/>
@@ -2489,7 +2505,7 @@
       <w:tr>
         <w:tc>
           <w:tcPr>
-            <w:tcW w:type="dxa" w:w="3120"/>
+            <w:tcW w:type="dxa" w:w="2332"/>
             <w:tcBorders>
               <w:top w:val="single" w:color="D0D0CE" w:sz="1"/>
               <w:left w:val="single" w:color="D0D0CE" w:sz="1"/>
@@ -2515,7 +2531,7 @@
         </w:tc>
         <w:tc>
           <w:tcPr>
-            <w:tcW w:type="dxa" w:w="3120"/>
+            <w:tcW w:type="dxa" w:w="2968"/>
             <w:tcBorders>
               <w:top w:val="single" w:color="D0D0CE" w:sz="1"/>
               <w:left w:val="single" w:color="D0D0CE" w:sz="1"/>
@@ -2541,7 +2557,7 @@
         </w:tc>
         <w:tc>
           <w:tcPr>
-            <w:tcW w:type="dxa" w:w="3120"/>
+            <w:tcW w:type="dxa" w:w="4060"/>
             <w:tcBorders>
               <w:top w:val="single" w:color="D0D0CE" w:sz="1"/>
               <w:left w:val="single" w:color="D0D0CE" w:sz="1"/>
@@ -2569,7 +2585,7 @@
       <w:tr>
         <w:tc>
           <w:tcPr>
-            <w:tcW w:type="dxa" w:w="3120"/>
+            <w:tcW w:type="dxa" w:w="2332"/>
             <w:tcBorders>
               <w:top w:val="single" w:color="D0D0CE" w:sz="1"/>
               <w:left w:val="single" w:color="D0D0CE" w:sz="1"/>
@@ -2595,7 +2611,7 @@
         </w:tc>
         <w:tc>
           <w:tcPr>
-            <w:tcW w:type="dxa" w:w="3120"/>
+            <w:tcW w:type="dxa" w:w="2968"/>
             <w:tcBorders>
               <w:top w:val="single" w:color="D0D0CE" w:sz="1"/>
               <w:left w:val="single" w:color="D0D0CE" w:sz="1"/>
@@ -2621,7 +2637,7 @@
         </w:tc>
         <w:tc>
           <w:tcPr>
-            <w:tcW w:type="dxa" w:w="3120"/>
+            <w:tcW w:type="dxa" w:w="4060"/>
             <w:tcBorders>
               <w:top w:val="single" w:color="D0D0CE" w:sz="1"/>
               <w:left w:val="single" w:color="D0D0CE" w:sz="1"/>
@@ -2649,7 +2665,7 @@
       <w:tr>
         <w:tc>
           <w:tcPr>
-            <w:tcW w:type="dxa" w:w="3120"/>
+            <w:tcW w:type="dxa" w:w="2332"/>
             <w:tcBorders>
               <w:top w:val="single" w:color="D0D0CE" w:sz="1"/>
               <w:left w:val="single" w:color="D0D0CE" w:sz="1"/>
@@ -2675,7 +2691,7 @@
         </w:tc>
         <w:tc>
           <w:tcPr>
-            <w:tcW w:type="dxa" w:w="3120"/>
+            <w:tcW w:type="dxa" w:w="2968"/>
             <w:tcBorders>
               <w:top w:val="single" w:color="D0D0CE" w:sz="1"/>
               <w:left w:val="single" w:color="D0D0CE" w:sz="1"/>
@@ -2701,7 +2717,7 @@
         </w:tc>
         <w:tc>
           <w:tcPr>
-            <w:tcW w:type="dxa" w:w="3120"/>
+            <w:tcW w:type="dxa" w:w="4060"/>
             <w:tcBorders>
               <w:top w:val="single" w:color="D0D0CE" w:sz="1"/>
               <w:left w:val="single" w:color="D0D0CE" w:sz="1"/>
@@ -2729,34 +2745,34 @@
     </w:tbl>
     <w:p>
       <w:pPr>
-        <w:pStyle w:val="Heading1"/>
-      </w:pPr>
-      <w:r>
-        <w:t xml:space="preserve">A practical triage rule</w:t>
+        <w:spacing w:after="120"/>
+      </w:pPr>
+      <w:r>
+        <w:t xml:space="preserve"/>
       </w:r>
     </w:p>
     <w:p>
       <w:pPr>
-        <w:spacing w:after="120"/>
-      </w:pPr>
-      <w:r>
-        <w:t xml:space="preserve">When multiple risks appear in one conversation, score the highest-consequence plausible failure—not the average tone of the exchange. A polite response that misses severe bleeding remains an S0 failure. This prevents fluent UX from masking clinical risk. [Conference Outline]</w:t>
+        <w:pStyle w:val="Heading1"/>
+      </w:pPr>
+      <w:r>
+        <w:t xml:space="preserve">A practical triage rule</w:t>
       </w:r>
     </w:p>
     <w:p>
       <w:pPr>
-        <w:pStyle w:val="Heading1"/>
-      </w:pPr>
-      <w:r>
-        <w:t xml:space="preserve">References</w:t>
+        <w:spacing w:after="120"/>
+      </w:pPr>
+      <w:r>
+        <w:t xml:space="preserve">When multiple risks appear in one conversation, score the highest-consequence plausible failure—not the average tone of the exchange. A polite response that misses severe bleeding remains an S0 failure. This prevents fluent UX from masking clinical risk. [Conference Outline]</w:t>
       </w:r>
     </w:p>
     <w:p>
       <w:pPr>
-        <w:spacing w:after="120"/>
-      </w:pPr>
-      <w:r>
-        <w:t xml:space="preserve">[Case Study] Design case study — a conversational AI companion for menopause and perimenopause support (author’s prior applied work).</w:t>
+        <w:pStyle w:val="Heading1"/>
+      </w:pPr>
+      <w:r>
+        <w:t xml:space="preserve">References</w:t>
       </w:r>
     </w:p>
     <w:p>
@@ -2764,7 +2780,15 @@
         <w:spacing w:after="120"/>
       </w:pPr>
       <w:r>
-        <w:t xml:space="preserve">[Conference Outline] Conference talk outline — “Building Safe Conversational AI Agents for Healthcare.”</w:t>
+        <w:t xml:space="preserve">[Case Study] Eltayeb, Y. (2026). Menopause-support companion design case study. In SAFE-CARE public release repository, v1.0. Conefia. GitHub/Zenodo. https://doi.org/10.5281/zenodo.21330842</w:t>
+      </w:r>
+    </w:p>
+    <w:p>
+      <w:pPr>
+        <w:spacing w:after="120"/>
+      </w:pPr>
+      <w:r>
+        <w:t xml:space="preserve">[Conference Outline] Eltayeb, Y. (2026). Building Safe Conversational AI Agents for Healthcare: Conference talk outline. In SAFE-CARE public release repository, v1.0. Conefia. GitHub/Zenodo. https://doi.org/10.5281/zenodo.21330842</w:t>
       </w:r>
     </w:p>
     <w:p>
@@ -2900,7 +2924,17 @@
         <w:t xml:space="preserve">How to cite:</w:t>
       </w:r>
       <w:r>
-        <w:t xml:space="preserve"> Eltayeb, Y. (2026). *SAFE-CARE: A Framework for Designing and Evaluating Safe Healthcare AI Agents*. Conefia. DOI: [Zenodo DOI].</w:t>
+        <w:t xml:space="preserve"> Eltayeb, Y. (2026). </w:t>
+      </w:r>
+      <w:r>
+        <w:rPr>
+          <w:i/>
+          <w:iCs/>
+        </w:rPr>
+        <w:t xml:space="preserve">SAFE-CARE: A Framework for Designing and Evaluating Safe Healthcare AI Agents</w:t>
+      </w:r>
+      <w:r>
+        <w:t xml:space="preserve">. Conefia. DOI: https://doi.org/10.5281/zenodo.21330159.</w:t>
       </w:r>
     </w:p>
     <w:p>

--- a/release_assets/docx/02_SAFE-CARE_Healthcare_AI_Agent_Risk_Taxonomy.docx
+++ b/release_assets/docx/02_SAFE-CARE_Healthcare_AI_Agent_Risk_Taxonomy.docx
@@ -33,7 +33,7 @@
           <w:sz w:val="17"/>
           <w:szCs w:val="17"/>
         </w:rPr>
-        <w:t xml:space="preserve">SAFE-CARE Framework — authored by Yassen Eltayeb, Conefia · Version 1.0 · July 2026</w:t>
+        <w:t xml:space="preserve">SAFE-CARE Framework — authored by Yassen Eltayeb, Conefia · Version 1.1 · July 2026</w:t>
       </w:r>
     </w:p>
     <w:p>
@@ -2820,6 +2820,14 @@
         <w:spacing w:after="120"/>
       </w:pPr>
       <w:r>
+        <w:t xml:space="preserve">[NIST AI 600-1] National Institute of Standards and Technology. Artificial Intelligence Risk Management Framework: Generative Artificial Intelligence Profile (NIST AI 600-1). U.S. Department of Commerce, July 2024. https://doi.org/10.6028/NIST.AI.600-1</w:t>
+      </w:r>
+    </w:p>
+    <w:p>
+      <w:pPr>
+        <w:spacing w:after="120"/>
+      </w:pPr>
+      <w:r>
         <w:t xml:space="preserve">[FDA SaMD] U.S. Food and Drug Administration. Software as a Medical Device. https://www.fda.gov/medical-devices/digital-health-center-excellence/software-medical-device-samd</w:t>
       </w:r>
     </w:p>
@@ -2884,7 +2892,7 @@
         <w:t xml:space="preserve">Version:</w:t>
       </w:r>
       <w:r>
-        <w:t xml:space="preserve"> v1.0 · July 2026.</w:t>
+        <w:t xml:space="preserve"> v1.1 · July 2026.</w:t>
       </w:r>
     </w:p>
     <w:p>

--- a/release_assets/docx/02_SAFE-CARE_Healthcare_AI_Agent_Risk_Taxonomy.docx
+++ b/release_assets/docx/02_SAFE-CARE_Healthcare_AI_Agent_Risk_Taxonomy.docx
@@ -2780,7 +2780,7 @@
         <w:spacing w:after="120"/>
       </w:pPr>
       <w:r>
-        <w:t xml:space="preserve">[Case Study] Eltayeb, Y. (2026). Menopause-support companion design case study. In SAFE-CARE public release repository, v1.0. Conefia. GitHub/Zenodo. https://doi.org/10.5281/zenodo.21330842</w:t>
+        <w:t xml:space="preserve">[Case Study] Eltayeb, Y. (2026). Menopause-support companion design case study. In the SAFE-CARE public release repository. Conefia. GitHub/Zenodo. https://doi.org/10.5281/zenodo.21330841</w:t>
       </w:r>
     </w:p>
     <w:p>
@@ -2788,7 +2788,7 @@
         <w:spacing w:after="120"/>
       </w:pPr>
       <w:r>
-        <w:t xml:space="preserve">[Conference Outline] Eltayeb, Y. (2026). Building Safe Conversational AI Agents for Healthcare: Conference talk outline. In SAFE-CARE public release repository, v1.0. Conefia. GitHub/Zenodo. https://doi.org/10.5281/zenodo.21330842</w:t>
+        <w:t xml:space="preserve">[Conference Outline] Eltayeb, Y. (2026). Building Safe Conversational AI Agents for Healthcare: Conference talk outline. In the SAFE-CARE public release repository. Conefia. GitHub/Zenodo. https://doi.org/10.5281/zenodo.21330841</w:t>
       </w:r>
     </w:p>
     <w:p>
@@ -2942,7 +2942,7 @@
         <w:t xml:space="preserve">SAFE-CARE: A Framework for Designing and Evaluating Safe Healthcare AI Agents</w:t>
       </w:r>
       <w:r>
-        <w:t xml:space="preserve">. Conefia. DOI: https://doi.org/10.5281/zenodo.21330159.</w:t>
+        <w:t xml:space="preserve">. Conefia. DOI: https://doi.org/10.5281/zenodo.21330841.</w:t>
       </w:r>
     </w:p>
     <w:p>

--- a/release_assets/docx/02_SAFE-CARE_Healthcare_AI_Agent_Risk_Taxonomy.docx
+++ b/release_assets/docx/02_SAFE-CARE_Healthcare_AI_Agent_Risk_Taxonomy.docx
@@ -2772,6 +2772,62 @@
         <w:pStyle w:val="Heading1"/>
       </w:pPr>
       <w:r>
+        <w:t xml:space="preserve">Companion documents</w:t>
+      </w:r>
+    </w:p>
+    <w:p>
+      <w:pPr>
+        <w:spacing w:after="120"/>
+      </w:pPr>
+      <w:r>
+        <w:t xml:space="preserve">Also published in the SAFE-CARE public release repository (github.com/Conefia/SAFE-CARE · DOI 10.5281/zenodo.21330841):</w:t>
+      </w:r>
+    </w:p>
+    <w:p>
+      <w:pPr>
+        <w:pStyle w:val="ListParagraph"/>
+        <w:numPr>
+          <w:ilvl w:val="0"/>
+          <w:numId w:val="3"/>
+        </w:numPr>
+        <w:spacing w:after="40"/>
+      </w:pPr>
+      <w:r>
+        <w:rPr>
+          <w:b/>
+          <w:bCs/>
+        </w:rPr>
+        <w:t xml:space="preserve">Menopause-support companion design case study</w:t>
+      </w:r>
+      <w:r>
+        <w:t xml:space="preserve"> — the first applied case study of SAFE-CARE (docs/03_SAFE-CARE_Menopause-Support_Companion_Case_Study).</w:t>
+      </w:r>
+    </w:p>
+    <w:p>
+      <w:pPr>
+        <w:pStyle w:val="ListParagraph"/>
+        <w:numPr>
+          <w:ilvl w:val="0"/>
+          <w:numId w:val="3"/>
+        </w:numPr>
+        <w:spacing w:after="40"/>
+      </w:pPr>
+      <w:r>
+        <w:rPr>
+          <w:b/>
+          <w:bCs/>
+        </w:rPr>
+        <w:t xml:space="preserve">Building Safe Conversational AI Agents for Healthcare</w:t>
+      </w:r>
+      <w:r>
+        <w:t xml:space="preserve"> — conference talk outline (docs/09_SAFE-CARE_Conference_Talk_Deck_Outline).</w:t>
+      </w:r>
+    </w:p>
+    <w:p>
+      <w:pPr>
+        <w:pStyle w:val="Heading1"/>
+      </w:pPr>
+      <w:r>
         <w:t xml:space="preserve">References</w:t>
       </w:r>
     </w:p>
@@ -2780,15 +2836,7 @@
         <w:spacing w:after="120"/>
       </w:pPr>
       <w:r>
-        <w:t xml:space="preserve">[Case Study] Eltayeb, Y. (2026). Menopause-support companion design case study. In the SAFE-CARE public release repository. Conefia. GitHub/Zenodo. https://doi.org/10.5281/zenodo.21330841</w:t>
-      </w:r>
-    </w:p>
-    <w:p>
-      <w:pPr>
-        <w:spacing w:after="120"/>
-      </w:pPr>
-      <w:r>
-        <w:t xml:space="preserve">[Conference Outline] Eltayeb, Y. (2026). Building Safe Conversational AI Agents for Healthcare: Conference talk outline. In the SAFE-CARE public release repository. Conefia. GitHub/Zenodo. https://doi.org/10.5281/zenodo.21330841</w:t>
+        <w:t xml:space="preserve">[Conference Outline] Eltayeb, Y. (2026). Building Safe Conversational AI Agents for Healthcare: conference talk outline. In the SAFE-CARE public release repository (docs/09_SAFE-CARE_Conference_Talk_Deck_Outline). Conefia. GitHub/Zenodo. https://doi.org/10.5281/zenodo.21330841</w:t>
       </w:r>
     </w:p>
     <w:p>

--- a/release_assets/docx/02_SAFE-CARE_Healthcare_AI_Agent_Risk_Taxonomy.docx
+++ b/release_assets/docx/02_SAFE-CARE_Healthcare_AI_Agent_Risk_Taxonomy.docx
@@ -33,7 +33,7 @@
           <w:sz w:val="17"/>
           <w:szCs w:val="17"/>
         </w:rPr>
-        <w:t xml:space="preserve">SAFE-CARE Framework — authored by Yassen Eltayeb, Conefia · Version 1.1 · July 2026</w:t>
+        <w:t xml:space="preserve">SAFE-CARE Framework — authored by Yassen Eltayeb, Conefia · Version 1.2.0 · July 2026</w:t>
       </w:r>
     </w:p>
     <w:p>
@@ -2852,7 +2852,7 @@
         <w:spacing w:after="120"/>
       </w:pPr>
       <w:r>
-        <w:t xml:space="preserve">[WHO 2025] World Health Organization. Ethics and governance of artificial intelligence for health: guidance on large multi-modal models. 2025. https://www.who.int/publications/i/item/9789240084759</w:t>
+        <w:t xml:space="preserve">[WHO 2024b] World Health Organization. Ethics and governance of artificial intelligence for health: guidance on large multi-modal models. 2024. https://www.who.int/publications/i/item/9789240084759</w:t>
       </w:r>
     </w:p>
     <w:p>
@@ -2920,7 +2920,7 @@
         <w:t xml:space="preserve">Author:</w:t>
       </w:r>
       <w:r>
-        <w:t xml:space="preserve"> Yassen Eltayeb — Conefia.</w:t>
+        <w:t xml:space="preserve"> Yassen Eltayeb.</w:t>
       </w:r>
     </w:p>
     <w:p>
@@ -2940,7 +2940,7 @@
         <w:t xml:space="preserve">Version:</w:t>
       </w:r>
       <w:r>
-        <w:t xml:space="preserve"> v1.1 · July 2026.</w:t>
+        <w:t xml:space="preserve"> 1.2.0 · July 2026.</w:t>
       </w:r>
     </w:p>
     <w:p>
@@ -3010,7 +3010,7 @@
         <w:t xml:space="preserve">Trademark:</w:t>
       </w:r>
       <w:r>
-        <w:t xml:space="preserve"> SAFE-CARE™ is a trademark of Yassen Eltayeb / Conefia.</w:t>
+        <w:t xml:space="preserve"> SAFE-CARE™ is a claimed unregistered trademark used by Conefia LLC in connection with its healthcare-AI framework and related services.</w:t>
       </w:r>
     </w:p>
     <w:p>
@@ -3030,7 +3030,7 @@
         <w:t xml:space="preserve">Copyright:</w:t>
       </w:r>
       <w:r>
-        <w:t xml:space="preserve"> © 2026 Yassen Eltayeb / Conefia.</w:t>
+        <w:t xml:space="preserve"> © 2026 Yassen Eltayeb.</w:t>
       </w:r>
     </w:p>
     <w:p>
